--- a/Base Application/Manufacturing/Reports/ProdOrderShortageList.docx
+++ b/Base Application/Manufacturing/Reports/ProdOrderShortageList.docx
@@ -1253,7 +1253,7 @@
                     <w:placeholder>
                       <w:docPart w:val="22127FA57CEB479E9693E1CF6F59CC18"/>
                     </w:placeholder>
-                    <w15:dataBinding w:prefixMappings="xmlns:ns0='urn:microsoft-dynamics-nav/reports/FS_YSC_ProdOrderShortageList/50201/' " w:xpath="/ns0:NavWordReportXmlPart[1]/ns0:Production_Order[1]/ns0:Status_ProdOrder[1]" w:storeItemID="{B5020E7C-C108-4EE1-9B6B-FACFB2E5F740}" w16sdtdh:storeItemChecksum="CpSsBw=="/>
+                    <w15:dataBinding w:prefixMappings="xmlns:ns0='urn:microsoft-dynamics-nav/reports/Prod_Order_Shortage_List/99000788/'" w:xpath="/ns0:NavWordReportXmlPart[1]/ns0:Production_Order[1]/ns0:Status_ProdOrder[1]" w:storeItemID="{B5020E7C-C108-4EE1-9B6B-FACFB2E5F740}" w16sdtdh:storeItemChecksum="CpSsBw=="/>
                   </w:sdtPr>
                   <w:sdtContent>
                     <w:tc>
@@ -1300,7 +1300,7 @@
                     <w:placeholder>
                       <w:docPart w:val="22127FA57CEB479E9693E1CF6F59CC18"/>
                     </w:placeholder>
-                    <w15:dataBinding w:prefixMappings="xmlns:ns0='urn:microsoft-dynamics-nav/reports/FS_YSC_ProdOrderShortageList/50201/' " w:xpath="/ns0:NavWordReportXmlPart[1]/ns0:Production_Order[1]/ns0:No_ProdOrder[1]" w:storeItemID="{B5020E7C-C108-4EE1-9B6B-FACFB2E5F740}" w16sdtdh:storeItemChecksum="CpSsBw=="/>
+                    <w15:dataBinding w:prefixMappings="xmlns:ns0='urn:microsoft-dynamics-nav/reports/Prod_Order_Shortage_List/99000788/'" w:xpath="/ns0:NavWordReportXmlPart[1]/ns0:Production_Order[1]/ns0:No_ProdOrder[1]" w:storeItemID="{B5020E7C-C108-4EE1-9B6B-FACFB2E5F740}" w16sdtdh:storeItemChecksum="CpSsBw=="/>
                   </w:sdtPr>
                   <w:sdtContent>
                     <w:tc>
@@ -1347,7 +1347,7 @@
                     <w:placeholder>
                       <w:docPart w:val="22127FA57CEB479E9693E1CF6F59CC18"/>
                     </w:placeholder>
-                    <w15:dataBinding w:prefixMappings="xmlns:ns0='urn:microsoft-dynamics-nav/reports/FS_YSC_ProdOrderShortageList/50201/' " w:xpath="/ns0:NavWordReportXmlPart[1]/ns0:Production_Order[1]/ns0:Desc_ProdOrder[1]" w:storeItemID="{B5020E7C-C108-4EE1-9B6B-FACFB2E5F740}" w16sdtdh:storeItemChecksum="CpSsBw=="/>
+                    <w15:dataBinding w:prefixMappings="xmlns:ns0='urn:microsoft-dynamics-nav/reports/Prod_Order_Shortage_List/99000788/'" w:xpath="/ns0:NavWordReportXmlPart[1]/ns0:Production_Order[1]/ns0:Desc_ProdOrder[1]" w:storeItemID="{B5020E7C-C108-4EE1-9B6B-FACFB2E5F740}" w16sdtdh:storeItemChecksum="CpSsBw=="/>
                   </w:sdtPr>
                   <w:sdtContent>
                     <w:tc>
@@ -1395,7 +1395,7 @@
                     <w:placeholder>
                       <w:docPart w:val="22127FA57CEB479E9693E1CF6F59CC18"/>
                     </w:placeholder>
-                    <w15:dataBinding w:prefixMappings="xmlns:ns0='urn:microsoft-dynamics-nav/reports/FS_YSC_ProdOrderShortageList/50201/' " w:xpath="/ns0:NavWordReportXmlPart[1]/ns0:Production_Order[1]/ns0:DueDate_ProdOrder[1]" w:storeItemID="{B5020E7C-C108-4EE1-9B6B-FACFB2E5F740}" w16sdtdh:storeItemChecksum="CpSsBw=="/>
+                    <w15:dataBinding w:prefixMappings="xmlns:ns0='urn:microsoft-dynamics-nav/reports/Prod_Order_Shortage_List/99000788/'" w:xpath="/ns0:NavWordReportXmlPart[1]/ns0:Production_Order[1]/ns0:DueDate_ProdOrder[1]" w:storeItemID="{B5020E7C-C108-4EE1-9B6B-FACFB2E5F740}" w16sdtdh:storeItemChecksum="CpSsBw=="/>
                   </w:sdtPr>
                   <w:sdtContent>
                     <w:tc>
@@ -1758,7 +1758,7 @@
                                     <w:placeholder>
                                       <w:docPart w:val="E00D571E1CC94893BED89712737FEB36"/>
                                     </w:placeholder>
-                                    <w15:dataBinding w:prefixMappings="xmlns:ns0='urn:microsoft-dynamics-nav/reports/FS_YSC_ProdOrderShortageList/50201/' " w:xpath="/ns0:NavWordReportXmlPart[1]/ns0:Production_Order[1]/ns0:Prod_Order_Line[1]/ns0:Prod_Order_Component[1]/ns0:ItemNo_ProdOrderComp[1]" w:storeItemID="{B5020E7C-C108-4EE1-9B6B-FACFB2E5F740}" w16sdtdh:storeItemChecksum="CpSsBw=="/>
+                                    <w15:dataBinding w:prefixMappings="xmlns:ns0='urn:microsoft-dynamics-nav/reports/Prod_Order_Shortage_List/99000788/'" w:xpath="/ns0:NavWordReportXmlPart[1]/ns0:Production_Order[1]/ns0:Prod_Order_Line[1]/ns0:Prod_Order_Component[1]/ns0:ItemNo_ProdOrderComp[1]" w:storeItemID="{B5020E7C-C108-4EE1-9B6B-FACFB2E5F740}" w16sdtdh:storeItemChecksum="CpSsBw=="/>
                                   </w:sdtPr>
                                   <w:sdtContent>
                                     <w:tc>
@@ -1799,7 +1799,7 @@
                                     <w:placeholder>
                                       <w:docPart w:val="E00D571E1CC94893BED89712737FEB36"/>
                                     </w:placeholder>
-                                    <w15:dataBinding w:prefixMappings="xmlns:ns0='urn:microsoft-dynamics-nav/reports/FS_YSC_ProdOrderShortageList/50201/' " w:xpath="/ns0:NavWordReportXmlPart[1]/ns0:Production_Order[1]/ns0:Prod_Order_Line[1]/ns0:Prod_Order_Component[1]/ns0:Desc_ProdOrderComp[1]" w:storeItemID="{B5020E7C-C108-4EE1-9B6B-FACFB2E5F740}" w16sdtdh:storeItemChecksum="CpSsBw=="/>
+                                    <w15:dataBinding w:prefixMappings="xmlns:ns0='urn:microsoft-dynamics-nav/reports/Prod_Order_Shortage_List/99000788/'" w:xpath="/ns0:NavWordReportXmlPart[1]/ns0:Production_Order[1]/ns0:Prod_Order_Line[1]/ns0:Prod_Order_Component[1]/ns0:Desc_ProdOrderComp[1]" w:storeItemID="{B5020E7C-C108-4EE1-9B6B-FACFB2E5F740}" w16sdtdh:storeItemChecksum="CpSsBw=="/>
                                   </w:sdtPr>
                                   <w:sdtContent>
                                     <w:tc>
@@ -1840,7 +1840,7 @@
                                     <w:placeholder>
                                       <w:docPart w:val="E00D571E1CC94893BED89712737FEB36"/>
                                     </w:placeholder>
-                                    <w15:dataBinding w:prefixMappings="xmlns:ns0='urn:microsoft-dynamics-nav/reports/FS_YSC_ProdOrderShortageList/50201/' " w:xpath="/ns0:NavWordReportXmlPart[1]/ns0:Production_Order[1]/ns0:Prod_Order_Line[1]/ns0:Prod_Order_Component[1]/ns0:RemQtyBase_ProdOrderComp[1]" w:storeItemID="{B5020E7C-C108-4EE1-9B6B-FACFB2E5F740}" w16sdtdh:storeItemChecksum="CpSsBw=="/>
+                                    <w15:dataBinding w:prefixMappings="xmlns:ns0='urn:microsoft-dynamics-nav/reports/Prod_Order_Shortage_List/99000788/'" w:xpath="/ns0:NavWordReportXmlPart[1]/ns0:Production_Order[1]/ns0:Prod_Order_Line[1]/ns0:Prod_Order_Component[1]/ns0:RemQtyBase_ProdOrderComp[1]" w:storeItemID="{B5020E7C-C108-4EE1-9B6B-FACFB2E5F740}" w16sdtdh:storeItemChecksum="CpSsBw=="/>
                                   </w:sdtPr>
                                   <w:sdtContent>
                                     <w:tc>
@@ -1882,7 +1882,7 @@
                                     <w:placeholder>
                                       <w:docPart w:val="E00D571E1CC94893BED89712737FEB36"/>
                                     </w:placeholder>
-                                    <w15:dataBinding w:prefixMappings="xmlns:ns0='urn:microsoft-dynamics-nav/reports/FS_YSC_ProdOrderShortageList/50201/' " w:xpath="/ns0:NavWordReportXmlPart[1]/ns0:Production_Order[1]/ns0:Prod_Order_Line[1]/ns0:Prod_Order_Component[1]/ns0:CompItemInventory[1]" w:storeItemID="{B5020E7C-C108-4EE1-9B6B-FACFB2E5F740}" w16sdtdh:storeItemChecksum="CpSsBw=="/>
+                                    <w15:dataBinding w:prefixMappings="xmlns:ns0='urn:microsoft-dynamics-nav/reports/Prod_Order_Shortage_List/99000788/'" w:xpath="/ns0:NavWordReportXmlPart[1]/ns0:Production_Order[1]/ns0:Prod_Order_Line[1]/ns0:Prod_Order_Component[1]/ns0:CompItemInventory[1]" w:storeItemID="{B5020E7C-C108-4EE1-9B6B-FACFB2E5F740}" w16sdtdh:storeItemChecksum="CpSsBw=="/>
                                   </w:sdtPr>
                                   <w:sdtContent>
                                     <w:tc>
@@ -1924,7 +1924,7 @@
                                     <w:placeholder>
                                       <w:docPart w:val="E00D571E1CC94893BED89712737FEB36"/>
                                     </w:placeholder>
-                                    <w15:dataBinding w:prefixMappings="xmlns:ns0='urn:microsoft-dynamics-nav/reports/FS_YSC_ProdOrderShortageList/50201/' " w:xpath="/ns0:NavWordReportXmlPart[1]/ns0:Production_Order[1]/ns0:Prod_Order_Line[1]/ns0:Prod_Order_Component[1]/ns0:CompItemInvRemQtyBase[1]" w:storeItemID="{B5020E7C-C108-4EE1-9B6B-FACFB2E5F740}" w16sdtdh:storeItemChecksum="CpSsBw=="/>
+                                    <w15:dataBinding w:prefixMappings="xmlns:ns0='urn:microsoft-dynamics-nav/reports/Prod_Order_Shortage_List/99000788/'" w:xpath="/ns0:NavWordReportXmlPart[1]/ns0:Production_Order[1]/ns0:Prod_Order_Line[1]/ns0:Prod_Order_Component[1]/ns0:CompItemInvRemQtyBase[1]" w:storeItemID="{B5020E7C-C108-4EE1-9B6B-FACFB2E5F740}" w16sdtdh:storeItemChecksum="CpSsBw=="/>
                                   </w:sdtPr>
                                   <w:sdtContent>
                                     <w:tc>
@@ -1966,7 +1966,7 @@
                                     <w:placeholder>
                                       <w:docPart w:val="E00D571E1CC94893BED89712737FEB36"/>
                                     </w:placeholder>
-                                    <w15:dataBinding w:prefixMappings="xmlns:ns0='urn:microsoft-dynamics-nav/reports/FS_YSC_ProdOrderShortageList/50201/' " w:xpath="/ns0:NavWordReportXmlPart[1]/ns0:Production_Order[1]/ns0:Prod_Order_Line[1]/ns0:Prod_Order_Component[1]/ns0:CompItemSchdldRcptQty[1]" w:storeItemID="{B5020E7C-C108-4EE1-9B6B-FACFB2E5F740}" w16sdtdh:storeItemChecksum="CpSsBw=="/>
+                                    <w15:dataBinding w:prefixMappings="xmlns:ns0='urn:microsoft-dynamics-nav/reports/Prod_Order_Shortage_List/99000788/'" w:xpath="/ns0:NavWordReportXmlPart[1]/ns0:Production_Order[1]/ns0:Prod_Order_Line[1]/ns0:Prod_Order_Component[1]/ns0:CompItemSchdldRcptQty[1]" w:storeItemID="{B5020E7C-C108-4EE1-9B6B-FACFB2E5F740}" w16sdtdh:storeItemChecksum="CpSsBw=="/>
                                   </w:sdtPr>
                                   <w:sdtContent>
                                     <w:tc>
@@ -2008,7 +2008,7 @@
                                     <w:placeholder>
                                       <w:docPart w:val="E00D571E1CC94893BED89712737FEB36"/>
                                     </w:placeholder>
-                                    <w15:dataBinding w:prefixMappings="xmlns:ns0='urn:microsoft-dynamics-nav/reports/FS_YSC_ProdOrderShortageList/50201/' " w:xpath="/ns0:NavWordReportXmlPart[1]/ns0:Production_Order[1]/ns0:Prod_Order_Line[1]/ns0:Prod_Order_Component[1]/ns0:CompItemSchdldNeedQty[1]" w:storeItemID="{B5020E7C-C108-4EE1-9B6B-FACFB2E5F740}" w16sdtdh:storeItemChecksum="CpSsBw=="/>
+                                    <w15:dataBinding w:prefixMappings="xmlns:ns0='urn:microsoft-dynamics-nav/reports/Prod_Order_Shortage_List/99000788/'" w:xpath="/ns0:NavWordReportXmlPart[1]/ns0:Production_Order[1]/ns0:Prod_Order_Line[1]/ns0:Prod_Order_Component[1]/ns0:CompItemSchdldNeedQty[1]" w:storeItemID="{B5020E7C-C108-4EE1-9B6B-FACFB2E5F740}" w16sdtdh:storeItemChecksum="CpSsBw=="/>
                                   </w:sdtPr>
                                   <w:sdtContent>
                                     <w:tc>
@@ -2050,7 +2050,7 @@
                                     <w:placeholder>
                                       <w:docPart w:val="E00D571E1CC94893BED89712737FEB36"/>
                                     </w:placeholder>
-                                    <w15:dataBinding w:prefixMappings="xmlns:ns0='urn:microsoft-dynamics-nav/reports/FS_YSC_ProdOrderShortageList/50201/' " w:xpath="/ns0:NavWordReportXmlPart[1]/ns0:Production_Order[1]/ns0:Prod_Order_Line[1]/ns0:Prod_Order_Component[1]/ns0:CompItemQtyonPurchOrder[1]" w:storeItemID="{B5020E7C-C108-4EE1-9B6B-FACFB2E5F740}" w16sdtdh:storeItemChecksum="CpSsBw=="/>
+                                    <w15:dataBinding w:prefixMappings="xmlns:ns0='urn:microsoft-dynamics-nav/reports/Prod_Order_Shortage_List/99000788/'" w:xpath="/ns0:NavWordReportXmlPart[1]/ns0:Production_Order[1]/ns0:Prod_Order_Line[1]/ns0:Prod_Order_Component[1]/ns0:CompItemQtyonPurchOrder[1]" w:storeItemID="{B5020E7C-C108-4EE1-9B6B-FACFB2E5F740}" w16sdtdh:storeItemChecksum="CpSsBw=="/>
                                   </w:sdtPr>
                                   <w:sdtContent>
                                     <w:tc>
@@ -2092,7 +2092,7 @@
                                     <w:placeholder>
                                       <w:docPart w:val="E00D571E1CC94893BED89712737FEB36"/>
                                     </w:placeholder>
-                                    <w15:dataBinding w:prefixMappings="xmlns:ns0='urn:microsoft-dynamics-nav/reports/FS_YSC_ProdOrderShortageList/50201/' " w:xpath="/ns0:NavWordReportXmlPart[1]/ns0:Production_Order[1]/ns0:Prod_Order_Line[1]/ns0:Prod_Order_Component[1]/ns0:CompItemQtyonSalesOrder[1]" w:storeItemID="{B5020E7C-C108-4EE1-9B6B-FACFB2E5F740}" w16sdtdh:storeItemChecksum="CpSsBw=="/>
+                                    <w15:dataBinding w:prefixMappings="xmlns:ns0='urn:microsoft-dynamics-nav/reports/Prod_Order_Shortage_List/99000788/'" w:xpath="/ns0:NavWordReportXmlPart[1]/ns0:Production_Order[1]/ns0:Prod_Order_Line[1]/ns0:Prod_Order_Component[1]/ns0:CompItemQtyonSalesOrder[1]" w:storeItemID="{B5020E7C-C108-4EE1-9B6B-FACFB2E5F740}" w16sdtdh:storeItemChecksum="CpSsBw=="/>
                                   </w:sdtPr>
                                   <w:sdtContent>
                                     <w:tc>
@@ -2134,7 +2134,7 @@
                                     <w:placeholder>
                                       <w:docPart w:val="E00D571E1CC94893BED89712737FEB36"/>
                                     </w:placeholder>
-                                    <w15:dataBinding w:prefixMappings="xmlns:ns0='urn:microsoft-dynamics-nav/reports/FS_YSC_ProdOrderShortageList/50201/' " w:xpath="/ns0:NavWordReportXmlPart[1]/ns0:Production_Order[1]/ns0:Prod_Order_Line[1]/ns0:Prod_Order_Component[1]/ns0:NeededQuantity[1]" w:storeItemID="{B5020E7C-C108-4EE1-9B6B-FACFB2E5F740}" w16sdtdh:storeItemChecksum="CpSsBw=="/>
+                                    <w15:dataBinding w:prefixMappings="xmlns:ns0='urn:microsoft-dynamics-nav/reports/Prod_Order_Shortage_List/99000788/'" w:xpath="/ns0:NavWordReportXmlPart[1]/ns0:Production_Order[1]/ns0:Prod_Order_Line[1]/ns0:Prod_Order_Component[1]/ns0:NeededQuantity[1]" w:storeItemID="{B5020E7C-C108-4EE1-9B6B-FACFB2E5F740}" w16sdtdh:storeItemChecksum="CpSsBw=="/>
                                   </w:sdtPr>
                                   <w:sdtContent>
                                     <w:tc>
